--- a/immigration/ram_eb1a/papers/paper10_behavioriq_behavioral_health_corrected.docx
+++ b/immigration/ram_eb1a/papers/paper10_behavioriq_behavioral_health_corrected.docx
@@ -2,7 +2,7 @@
 <file path=word/document.xml><?xml version="1.0" encoding="utf-8"?>
 <w:document xmlns:w="http://schemas.openxmlformats.org/wordprocessingml/2006/main" xmlns:m="http://schemas.openxmlformats.org/officeDocument/2006/math" xmlns:r="http://schemas.openxmlformats.org/officeDocument/2006/relationships" xmlns:o="urn:schemas-microsoft-com:office:office" xmlns:v="urn:schemas-microsoft-com:vml" xmlns:w10="urn:schemas-microsoft-com:office:word" xmlns:a="http://schemas.openxmlformats.org/drawingml/2006/main" xmlns:pic="http://schemas.openxmlformats.org/drawingml/2006/picture" xmlns:wp="http://schemas.openxmlformats.org/drawingml/2006/wordprocessingDrawing">
   <w:body>
-    <w:bookmarkStart w:id="50" w:name="Xa66cc30222b42edb1052e0bd76789f220928e1e"/>
+    <w:bookmarkStart w:id="53" w:name="Xa66cc30222b42edb1052e0bd76789f220928e1e"/>
     <w:p>
       <w:pPr>
         <w:pStyle w:val="Heading1"/>
@@ -771,7 +771,7 @@
     </w:p>
     <w:bookmarkEnd w:id="35"/>
     <w:bookmarkEnd w:id="36"/>
-    <w:bookmarkStart w:id="40" w:name="results-and-evaluation"/>
+    <w:bookmarkStart w:id="43" w:name="results-and-evaluation"/>
     <w:p>
       <w:pPr>
         <w:pStyle w:val="Heading2"/>
@@ -1408,7 +1408,7 @@
       </w:r>
     </w:p>
     <w:bookmarkEnd w:id="38"/>
-    <w:bookmarkStart w:id="39" w:name="X37fc1ea4268c174b4e291efe1295616f46ba96c"/>
+    <w:bookmarkStart w:id="42" w:name="X37fc1ea4268c174b4e291efe1295616f46ba96c"/>
     <w:p>
       <w:pPr>
         <w:pStyle w:val="Heading3"/>
@@ -1455,6 +1455,61 @@
     </w:p>
     <w:p>
       <w:pPr>
+        <w:pStyle w:val="CaptionedFigure"/>
+      </w:pPr>
+      <w:r>
+        <w:drawing>
+          <wp:inline>
+            <wp:extent cx="5334000" cy="2050250"/>
+            <wp:effectExtent b="0" l="0" r="0" t="0"/>
+            <wp:docPr descr="Figure 1: BehaviorIQ processing workflow" title="" id="40" name="Picture"/>
+            <a:graphic>
+              <a:graphicData uri="http://schemas.openxmlformats.org/drawingml/2006/picture">
+                <pic:pic>
+                  <pic:nvPicPr>
+                    <pic:cNvPr descr="figures/paper10_figure1.png" id="41" name="Picture"/>
+                    <pic:cNvPicPr>
+                      <a:picLocks noChangeArrowheads="1" noChangeAspect="1"/>
+                    </pic:cNvPicPr>
+                  </pic:nvPicPr>
+                  <pic:blipFill>
+                    <a:blip r:embed="rId39"/>
+                    <a:stretch>
+                      <a:fillRect/>
+                    </a:stretch>
+                  </pic:blipFill>
+                  <pic:spPr bwMode="auto">
+                    <a:xfrm>
+                      <a:off x="0" y="0"/>
+                      <a:ext cx="5334000" cy="2050250"/>
+                    </a:xfrm>
+                    <a:prstGeom prst="rect">
+                      <a:avLst/>
+                    </a:prstGeom>
+                    <a:noFill/>
+                    <a:ln w="9525">
+                      <a:noFill/>
+                      <a:headEnd/>
+                      <a:tailEnd/>
+                    </a:ln>
+                  </pic:spPr>
+                </pic:pic>
+              </a:graphicData>
+            </a:graphic>
+          </wp:inline>
+        </w:drawing>
+      </w:r>
+    </w:p>
+    <w:p>
+      <w:pPr>
+        <w:pStyle w:val="ImageCaption"/>
+      </w:pPr>
+      <w:r>
+        <w:t xml:space="preserve">Figure 1: BehaviorIQ processing workflow</w:t>
+      </w:r>
+    </w:p>
+    <w:p>
+      <w:pPr>
         <w:pStyle w:val="BodyText"/>
       </w:pPr>
       <w:r>
@@ -1462,13 +1517,13 @@
           <w:bCs/>
           <w:b/>
         </w:rPr>
-        <w:t xml:space="preserve">Figure 1 Description.</w:t>
-      </w:r>
-      <w:r>
-        <w:t xml:space="preserve"> </w:t>
-      </w:r>
-      <w:r>
-        <w:t xml:space="preserve">Figure 1 depicts the BehaviorIQ processing workflow for a single denied behavioral health laboratory claim. The claim enters Layer 1 (Deterministic Policy Engine), where parallel module execution evaluates: 42 CFR Part 2 consent status (routing to full or restricted input pathway), MHPAEA parity analysis (generating a violation flag if confirmed), UDS CPT code compliance validation, and addiction medicine billing code alignment. The claim record and violation flags then enter Layer 2 (Generative Clinical Reasoning), where the LLM receives the appropriate input set (full or restricted based on consent status), retrieves relevant SAMHSA/ASAM guidelines from the RAG knowledge base, and generates a structured appeal brief. In parallel, the same claim features enter Layer 3 (Predictive Denial Prevention) for denial risk scoring, with SHAP explanations returned to billing staff for pre-submission review on high-risk claims. Output pathways include: approved claim (Layer 1 compliant, Layer 3 low-risk), pre-submission correction request (Layer 1 or Layer 3 deficiency flagged), or completed appeal brief (Layer 2 output for denied claims). Layer interactions and data flow are illustrated with directional arrows indicating the 42 CFR Part 2 consent routing branch point.</w:t>
+        <w:t xml:space="preserve">Figure 1.</w:t>
+      </w:r>
+      <w:r>
+        <w:t xml:space="preserve"> </w:t>
+      </w:r>
+      <w:r>
+        <w:t xml:space="preserve">BehaviorIQ processing workflow for a single denied behavioral health laboratory claim. The claim enters Layer 1 (Deterministic Policy Engine), where parallel module execution evaluates: 42 CFR Part 2 consent status (routing to full or restricted input pathway), MHPAEA parity analysis (generating a violation flag if confirmed), UDS CPT code compliance validation, and addiction medicine billing code alignment. The claim record and violation flags then enter Layer 2 (Generative Clinical Reasoning), where the LLM receives the appropriate input set (full or restricted based on consent status), retrieves relevant SAMHSA/ASAM guidelines from the RAG knowledge base, and generates a structured appeal brief. In parallel, the same claim features enter Layer 3 (Predictive Denial Prevention) for denial risk scoring, with SHAP explanations returned to billing staff for pre-submission review on high-risk claims. Output pathways include: approved claim (Layer 1 compliant, Layer 3 low-risk), pre-submission correction request (Layer 1 or Layer 3 deficiency flagged), or completed appeal brief (Layer 2 output for denied claims). Layer interactions and data flow are illustrated with directional arrows indicating the 42 CFR Part 2 consent routing branch point.</w:t>
       </w:r>
     </w:p>
     <w:p>
@@ -1478,9 +1533,9 @@
         </w:pict>
       </w:r>
     </w:p>
-    <w:bookmarkEnd w:id="39"/>
-    <w:bookmarkEnd w:id="40"/>
-    <w:bookmarkStart w:id="46" w:name="discussion"/>
+    <w:bookmarkEnd w:id="42"/>
+    <w:bookmarkEnd w:id="43"/>
+    <w:bookmarkStart w:id="49" w:name="discussion"/>
     <w:p>
       <w:pPr>
         <w:pStyle w:val="Heading2"/>
@@ -1489,7 +1544,7 @@
         <w:t xml:space="preserve">5. Discussion</w:t>
       </w:r>
     </w:p>
-    <w:bookmarkStart w:id="41" w:name="principal-findings"/>
+    <w:bookmarkStart w:id="44" w:name="principal-findings"/>
     <w:p>
       <w:pPr>
         <w:pStyle w:val="Heading3"/>
@@ -1506,8 +1561,8 @@
         <w:t xml:space="preserve">BehaviorIQ demonstrates that the behavioral health laboratory claim compliance domain — despite its regulatory complexity, elevated denial rates, and unique 42 CFR Part 2 constraints — is amenable to AI-driven automation when the system architecture is purpose-built for this domain. The 17.6 percentage-point improvement in first-pass acceptance rate, the 74.8% appeal success rate, and the 97.3% 42 CFR Part 2 compliance accuracy collectively represent a performance profile that general-purpose RCM AI cannot achieve without behavioral health-specific regulatory encoding. Critically, the general-purpose comparator’s 58.4% 42 CFR Part 2 compliance rate — below the manual baseline — illustrates that applying hospital-oriented RCM AI to behavioral health laboratory claims introduces a new compliance risk that did not exist in the manual workflow. Healthcare organizations adopting AI billing tools for behavioral health programs should consider this risk explicitly.</w:t>
       </w:r>
     </w:p>
-    <w:bookmarkEnd w:id="41"/>
-    <w:bookmarkStart w:id="42" w:name="the-mhpaea-argument-as-an-ai-feature"/>
+    <w:bookmarkEnd w:id="44"/>
+    <w:bookmarkStart w:id="45" w:name="the-mhpaea-argument-as-an-ai-feature"/>
     <w:p>
       <w:pPr>
         <w:pStyle w:val="Heading3"/>
@@ -1524,8 +1579,8 @@
         <w:t xml:space="preserve">The finding that MHPAEA parity arguments were associated with an 81.2% appeal success rate — compared with 61.4% for non-parity appeals — has implications for behavioral health RCM strategy beyond the AI context. Parity law provides a federal statutory basis for appeal that most billing staff do not consistently invoke, in part because identifying a specific parity disparity for a given payer requires access to payer plan documents and comparative medical/surgical coverage data that is not integrated into standard billing workflows. BehaviorIQ’s Layer 1 parity module operationalizes this research step, converting a labor-intensive comparative analysis into an automated rule execution that generates actionable MHPAEA violation flags at claim speed. The 68.4% rate at which eligible claims received parity arguments — and the associated success rate uplift — suggests that MHPAEA-based appeal argumentation is substantially underutilized in current behavioral health billing practice.</w:t>
       </w:r>
     </w:p>
-    <w:bookmarkEnd w:id="42"/>
-    <w:bookmarkStart w:id="43" w:name="cfr-part-2-as-a-novel-ai-constraint"/>
+    <w:bookmarkEnd w:id="45"/>
+    <w:bookmarkStart w:id="46" w:name="cfr-part-2-as-a-novel-ai-constraint"/>
     <w:p>
       <w:pPr>
         <w:pStyle w:val="Heading3"/>
@@ -1568,8 +1623,8 @@
         <w:t xml:space="preserve">— the principle that an LLM or other AI component processing behavioral health records must receive different inputs depending on patient consent status, not merely produce different outputs. This architectural requirement is distinct from privacy-preserving machine learning techniques (differential privacy, federated learning) that address statistical disclosure risk in model training. Consent-conditional input gating addresses disclosure risk in model inference, ensuring that restricted information never enters the generative process for claims lacking the required authorization. We believe this principle has broader applicability to AI systems operating in other consent-sensitive domains.</w:t>
       </w:r>
     </w:p>
-    <w:bookmarkEnd w:id="43"/>
-    <w:bookmarkStart w:id="44" w:name="limitations"/>
+    <w:bookmarkEnd w:id="46"/>
+    <w:bookmarkStart w:id="47" w:name="limitations"/>
     <w:p>
       <w:pPr>
         <w:pStyle w:val="Heading3"/>
@@ -1602,8 +1657,8 @@
         <w:t xml:space="preserve">The Layer 3 predictive model was trained on 2022–2023 claims data and reflects the payer behavior and policy landscape of that period. Behavioral health parity enforcement has been an area of active federal rulemaking and litigation; model performance may degrade over time as payer practices evolve, requiring regular retraining.</w:t>
       </w:r>
     </w:p>
-    <w:bookmarkEnd w:id="44"/>
-    <w:bookmarkStart w:id="45" w:name="future-directions"/>
+    <w:bookmarkEnd w:id="47"/>
+    <w:bookmarkStart w:id="48" w:name="future-directions"/>
     <w:p>
       <w:pPr>
         <w:pStyle w:val="Heading3"/>
@@ -1627,9 +1682,9 @@
         </w:pict>
       </w:r>
     </w:p>
-    <w:bookmarkEnd w:id="45"/>
-    <w:bookmarkEnd w:id="46"/>
-    <w:bookmarkStart w:id="47" w:name="conclusion"/>
+    <w:bookmarkEnd w:id="48"/>
+    <w:bookmarkEnd w:id="49"/>
+    <w:bookmarkStart w:id="50" w:name="conclusion"/>
     <w:p>
       <w:pPr>
         <w:pStyle w:val="Heading2"/>
@@ -1669,8 +1724,8 @@
         </w:pict>
       </w:r>
     </w:p>
-    <w:bookmarkEnd w:id="47"/>
-    <w:bookmarkStart w:id="48" w:name="references"/>
+    <w:bookmarkEnd w:id="50"/>
+    <w:bookmarkStart w:id="51" w:name="references"/>
     <w:p>
       <w:pPr>
         <w:pStyle w:val="Heading2"/>
@@ -1839,8 +1894,8 @@
         </w:pict>
       </w:r>
     </w:p>
-    <w:bookmarkEnd w:id="48"/>
-    <w:bookmarkStart w:id="49" w:name="correction-note"/>
+    <w:bookmarkEnd w:id="51"/>
+    <w:bookmarkStart w:id="52" w:name="correction-note"/>
     <w:p>
       <w:pPr>
         <w:pStyle w:val="Heading2"/>
@@ -2178,8 +2233,8 @@
         <w:t xml:space="preserve">— Ref 1 (XiFin), Ref 4 (42 CFR Part 2), Ref 5 (SAMHSA TIP 63), and Ref 8 (MHPAEA 2008, formerly Ref 4) were verified accurate and retained without content changes, only renumbering.</w:t>
       </w:r>
     </w:p>
-    <w:bookmarkEnd w:id="49"/>
-    <w:bookmarkEnd w:id="50"/>
+    <w:bookmarkEnd w:id="52"/>
+    <w:bookmarkEnd w:id="53"/>
     <w:sectPr/>
   </w:body>
 </w:document>
